--- a/submission/Cover Letter.docx
+++ b/submission/Cover Letter.docx
@@ -3,267 +3,73 @@
 <w:document xmlns:wpc="http://schemas.microsoft.com/office/word/2010/wordprocessingCanvas" xmlns:mo="http://schemas.microsoft.com/office/mac/office/2008/main" xmlns:mc="http://schemas.openxmlformats.org/markup-compatibility/2006" xmlns:mv="urn:schemas-microsoft-com:mac:vml" xmlns:o="urn:schemas-microsoft-com:office:office" xmlns:r="http://schemas.openxmlformats.org/officeDocument/2006/relationships" xmlns:m="http://schemas.openxmlformats.org/officeDocument/2006/math" xmlns:v="urn:schemas-microsoft-com:vml" xmlns:wp14="http://schemas.microsoft.com/office/word/2010/wordprocessingDrawing" xmlns:wp="http://schemas.openxmlformats.org/drawingml/2006/wordprocessingDrawing" xmlns:w10="urn:schemas-microsoft-com:office:word" xmlns:w="http://schemas.openxmlformats.org/wordprocessingml/2006/main" xmlns:w14="http://schemas.microsoft.com/office/word/2010/wordml" xmlns:wpg="http://schemas.microsoft.com/office/word/2010/wordprocessingGroup" xmlns:wpi="http://schemas.microsoft.com/office/word/2010/wordprocessingInk" xmlns:wne="http://schemas.microsoft.com/office/word/2006/wordml" xmlns:wps="http://schemas.microsoft.com/office/word/2010/wordprocessingShape" mc:Ignorable="w14 wp14">
   <w:body>
     <w:p>
-      <w:pPr>
-        <w:spacing w:after="0"/>
-      </w:pPr>
       <w:r>
-        <w:rPr>
-          <w:rFonts w:ascii="Times New Roman" w:hAnsi="Times New Roman"/>
-          <w:b w:val="0"/>
-          <w:sz w:val="20"/>
-        </w:rPr>
-        <w:t>Nicolas Avelar</w:t>
+        <w:t>Cover Letter</w:t>
       </w:r>
     </w:p>
     <w:p>
-      <w:pPr>
-        <w:spacing w:after="0"/>
-      </w:pPr>
       <w:r>
-        <w:rPr>
-          <w:rFonts w:ascii="Times New Roman" w:hAnsi="Times New Roman"/>
-          <w:b w:val="0"/>
-          <w:sz w:val="20"/>
-        </w:rPr>
-        <w:t>School of Computing, University of Georgia</w:t>
-      </w:r>
-    </w:p>
-    <w:p>
-      <w:pPr>
-        <w:spacing w:after="0"/>
-      </w:pPr>
-      <w:r>
-        <w:rPr>
-          <w:rFonts w:ascii="Times New Roman" w:hAnsi="Times New Roman"/>
-          <w:b w:val="0"/>
-          <w:sz w:val="20"/>
-        </w:rPr>
-        <w:t>200 D.W. Brooks Drive, Athens, GA 30602, USA</w:t>
-      </w:r>
-    </w:p>
-    <w:p>
-      <w:pPr>
-        <w:spacing w:after="0"/>
-      </w:pPr>
-      <w:r>
-        <w:rPr>
-          <w:rFonts w:ascii="Times New Roman" w:hAnsi="Times New Roman"/>
-          <w:b w:val="0"/>
-          <w:sz w:val="20"/>
-        </w:rPr>
-        <w:t>navelar773@gmail.com</w:t>
-      </w:r>
-    </w:p>
-    <w:p>
-      <w:pPr>
-        <w:spacing w:after="160"/>
-      </w:pPr>
-      <w:r>
-        <w:rPr>
-          <w:rFonts w:ascii="Times New Roman" w:hAnsi="Times New Roman"/>
-          <w:b w:val="0"/>
-          <w:sz w:val="22"/>
-        </w:rPr>
-      </w:r>
-    </w:p>
-    <w:p>
-      <w:pPr>
-        <w:spacing w:after="80"/>
-      </w:pPr>
-      <w:r>
-        <w:rPr>
-          <w:rFonts w:ascii="Times New Roman" w:hAnsi="Times New Roman"/>
-          <w:b/>
-          <w:sz w:val="22"/>
-        </w:rPr>
-        <w:t>Manuscript number: METRAD-S-26-00342</w:t>
-      </w:r>
-    </w:p>
-    <w:p>
-      <w:pPr>
-        <w:spacing w:after="280"/>
-      </w:pPr>
-      <w:r>
-        <w:rPr>
-          <w:rFonts w:ascii="Times New Roman" w:hAnsi="Times New Roman"/>
-          <w:b w:val="0"/>
-          <w:sz w:val="22"/>
-        </w:rPr>
-        <w:t>Article type: VSI: Autonomous Agents for Radiology Research</w:t>
-      </w:r>
-    </w:p>
-    <w:p>
-      <w:pPr>
-        <w:spacing w:after="240"/>
-      </w:pPr>
-      <w:r>
-        <w:rPr>
-          <w:rFonts w:ascii="Times New Roman" w:hAnsi="Times New Roman"/>
-          <w:b w:val="0"/>
-          <w:sz w:val="22"/>
-        </w:rPr>
         <w:t>Dear Editors,</w:t>
       </w:r>
     </w:p>
     <w:p>
-      <w:pPr>
-        <w:spacing w:after="220"/>
-      </w:pPr>
       <w:r>
-        <w:rPr>
-          <w:rFonts w:ascii="Times New Roman" w:hAnsi="Times New Roman"/>
-          <w:b w:val="0"/>
-          <w:sz w:val="22"/>
-        </w:rPr>
-        <w:t>We submit "A multi-agent skill pipeline finds no tumor-selective heart-failure ligand–receptor axis across 30 tumor types under rank-based source criteria" for the special issue "Autonomous Agents for Radiology Research."</w:t>
+        <w:t>We submit “Reconstruction sensitivity of automated cardiac and vascular volumetry on routine chest CT: a same-acquisition paired study with executable guardrails” for consideration in Meta-Radiology's special issue on autonomous agents for radiology research.</w:t>
       </w:r>
     </w:p>
     <w:p>
-      <w:pPr>
-        <w:spacing w:after="220"/>
-      </w:pPr>
       <w:r>
-        <w:rPr>
-          <w:rFonts w:ascii="Times New Roman" w:hAnsi="Times New Roman"/>
-          <w:b w:val="0"/>
-          <w:sz w:val="22"/>
-        </w:rPr>
-        <w:t>The contribution is an architecture for delegated analysis. Methodological requirements travel with the code as executable assertions rather than as prose in a methods section, so a violated requirement halts the run instead of producing a plausible-looking number, and it cannot be silently dropped by whoever executes the pipeline next. That mechanism is independent of the data modality it is pointed at. We think it speaks directly to this call's interest in interpretable and trustworthy autonomous agents, where the open problem is not whether an agent can execute a pipeline but whether anyone can verify what it did.</w:t>
+        <w:t>A pre-trained segmentation network returns a measurement for any image it is given. It has no way to signal that the acquisition falls outside the range where its output was validated, and in the output file a measurement returned outside that range looks exactly like one returned inside it. As radiological analysis is delegated to autonomous systems, that is the failure mode we think matters, and it is the one this paper addresses.</w:t>
       </w:r>
     </w:p>
     <w:p>
-      <w:pPr>
-        <w:spacing w:after="220"/>
-      </w:pPr>
       <w:r>
-        <w:rPr>
-          <w:rFonts w:ascii="Times New Roman" w:hAnsi="Times New Roman"/>
-          <w:b w:val="0"/>
-          <w:sz w:val="22"/>
-        </w:rPr>
-        <w:t>The paper reports the system as measured rather than described: 23 sub-agents across five dispatch waves, 141 guardrail checks distributed over six reusable modules, with the delegation topology, wall-clock cost and failure modes given. Two of those guardrails proved load-bearing, and each was written after the pipeline made the error it now prevents. Without an absolute expression floor, expression-matched random receptor sets reproduced our ranking (rho 0.363 versus 0.107 with the floor), and only 4 of 30 tumor types exceeded a matched null that a naive background pool would have passed.</w:t>
+        <w:t>We quantify it with a design that removes the patient from the comparison. Within a single CT study, one irradiation event is often reconstructed more than once at a different convolution kernel or slice thickness. We assembled 193 such pairs in 59 patients from four public TCGA collections in The Cancer Imaging Archive, confirming shared acquisition from DICOM frame of reference and acquisition time rather than inferring it from study membership, and measured five thoracic structures with TotalSegmentator. Across kernels, whole-heart volume moves by 0.63% (95% CI 0.50-0.97) and pulmonary vein by 4.96% (3.20-5.63), an eight-fold difference between a chamber and a thin vessel. Anyone applying such models across heterogeneously reconstructed archives now has an effect size for that component of measurement error, and a concrete recommendation: record kernel and slice thickness, and match reconstructed z-coverage rather than assuming series from one study share it.</w:t>
       </w:r>
     </w:p>
     <w:p>
-      <w:pPr>
-        <w:spacing w:after="220"/>
-      </w:pPr>
       <w:r>
-        <w:rPr>
-          <w:rFonts w:ascii="Times New Roman" w:hAnsi="Times New Roman"/>
-          <w:b w:val="0"/>
-          <w:sz w:val="22"/>
-        </w:rPr>
-        <w:t>The heart-failure screen is the case study that stress-tests the architecture, and it earns that role by being the analysis in which the guardrails actually fired. Of 146 ligand-receptor-subunit axes, none paired a cardiac-distinctive ligand with a receptor enriched over matched adjacent normal tissue. An earlier draft carried a positive result in its place: re-scoring cardiac source by failure induction appeared to recover seven pleiotrophin axes, and pre-specified kill criteria then withdrew all seven. That withdrawal is in the paper, as is a log of 264 controls and verdicts including 19 recorded failures.</w:t>
+        <w:t>That last point is the paper's most useful result and we did not plan it. We had written into our own pre-specification, as a sentence, that two reconstructions of one acquisition necessarily share z-coverage. They do not. Coverage differs within a pair by a median of 15%, and coverage difference predicts apparent volume difference at Spearman rho 0.70 for the aorta. Left unmeasured, that assumption would have converted field-of-view truncation into a reconstruction effect and produced a larger, cleaner-looking number with an intact audit trail. A sentence in a methods section cannot fail. The same requirement, written as an assertion over the DICOM header table, would have halted the analysis before any GPU time was spent. That contrast is the paper's argument, and we are making it against ourselves.</w:t>
       </w:r>
     </w:p>
     <w:p>
-      <w:pPr>
-        <w:spacing w:after="220"/>
-      </w:pPr>
       <w:r>
-        <w:rPr>
-          <w:rFonts w:ascii="Times New Roman" w:hAnsi="Times New Roman"/>
-          <w:b w:val="0"/>
-          <w:sz w:val="22"/>
-        </w:rPr>
-        <w:t>Declarations: the work is original, is not under consideration elsewhere, and all three authors approve submission. The authors declare no competing interests, and no author holds an editorial or advisory role with this journal. No external funding was received. The study re-analyzed only de-identified public datasets, so it involved no clinical trial, human participants, or animals, and no ethics approval was required beyond that held by the original data-generating studies. Generative AI was used in manuscript preparation and to execute the analysis; both uses are disclosed in the manuscript.</w:t>
+        <w:t>The manuscript reports imaging first throughout, and includes a transcriptomic screen run on the same guardrails, in a modality that shares no biology with the imaging cohort, to show the mechanism is not imaging-specific. We have cut four sections and 2,600 words of that arm from an earlier draft to keep the imaging result in front. Three of the arms' endpoints returned nulls reached by criteria fixed before the data could speak, and we report them as nulls.</w:t>
       </w:r>
     </w:p>
     <w:p>
-      <w:pPr>
-        <w:spacing w:after="220"/>
-      </w:pPr>
       <w:r>
-        <w:rPr>
-          <w:rFonts w:ascii="Times New Roman" w:hAnsi="Times New Roman"/>
-          <w:b w:val="0"/>
-          <w:sz w:val="22"/>
-        </w:rPr>
-        <w:t>All analysis code, the 68 result tables, the pre-specifications for all three phases, and the control log are available at https://github.com/nav92061/hf-crosstalk, and every figure regenerates from the released tables with no network access required.</w:t>
+        <w:t>We are explicit about scope. Fifty-nine patients, one pre-trained model, one archive, and cancer patients scanned for staging rather than patients with heart failure. This is a bounded reproducibility result about automated measurement under reconstruction change, not a claim about cardiac disease.</w:t>
       </w:r>
     </w:p>
     <w:p>
-      <w:pPr>
-        <w:spacing w:after="220"/>
-      </w:pPr>
       <w:r>
-        <w:rPr>
-          <w:rFonts w:ascii="Times New Roman" w:hAnsi="Times New Roman"/>
-          <w:b w:val="0"/>
-          <w:sz w:val="22"/>
-        </w:rPr>
-        <w:t>We would prefer the CC BY licence.</w:t>
+        <w:t>The work is original, is not under consideration elsewhere, and all authors have approved the submission. No author holds an editorial or advisory role with Meta-Radiology. All data are public and all code, the dated pre-specification with its amendments, per-series segmentation output and every derived table are available in the accompanying repository.</w:t>
       </w:r>
     </w:p>
     <w:p>
-      <w:pPr>
-        <w:spacing w:after="220"/>
-      </w:pPr>
       <w:r>
-        <w:rPr>
-          <w:rFonts w:ascii="Times New Roman" w:hAnsi="Times New Roman"/>
-          <w:b w:val="0"/>
-          <w:sz w:val="22"/>
-        </w:rPr>
         <w:t>Thank you for considering the manuscript.</w:t>
       </w:r>
     </w:p>
     <w:p>
-      <w:pPr>
-        <w:spacing w:after="320"/>
-      </w:pPr>
       <w:r>
-        <w:rPr>
-          <w:rFonts w:ascii="Times New Roman" w:hAnsi="Times New Roman"/>
-          <w:b w:val="0"/>
-          <w:sz w:val="22"/>
-        </w:rPr>
         <w:t>Sincerely,</w:t>
       </w:r>
     </w:p>
     <w:p>
-      <w:pPr>
-        <w:spacing w:after="0"/>
-      </w:pPr>
       <w:r>
-        <w:rPr>
-          <w:rFonts w:ascii="Times New Roman" w:hAnsi="Times New Roman"/>
-          <w:b w:val="0"/>
-          <w:sz w:val="22"/>
-        </w:rPr>
-        <w:t>Nicolas Avelar</w:t>
+        <w:t>Nicolas Avelar, on behalf of the authors</w:t>
       </w:r>
     </w:p>
     <w:p>
-      <w:pPr>
-        <w:spacing w:after="0"/>
-      </w:pPr>
       <w:r>
-        <w:rPr>
-          <w:rFonts w:ascii="Times New Roman" w:hAnsi="Times New Roman"/>
-          <w:b w:val="0"/>
-          <w:sz w:val="20"/>
-        </w:rPr>
-        <w:t>on behalf of all authors</w:t>
-      </w:r>
-    </w:p>
-    <w:p>
-      <w:pPr>
-        <w:spacing w:after="0"/>
-      </w:pPr>
-      <w:r>
-        <w:rPr>
-          <w:rFonts w:ascii="Times New Roman" w:hAnsi="Times New Roman"/>
-          <w:b w:val="0"/>
-          <w:sz w:val="20"/>
-        </w:rPr>
-        <w:t>navelar773@gmail.com</w:t>
+        <w:t>School of Computing, University of Georgia</w:t>
       </w:r>
     </w:p>
     <w:sectPr>
       <w:pgSz w:w="12240" w:h="15840"/>
-      <w:pgMar w:top="1440" w:right="1440" w:bottom="1440" w:left="1440" w:header="720" w:footer="720" w:gutter="0"/>
+      <w:pgMar w:top="1440" w:right="1800" w:bottom="1440" w:left="1800" w:header="720" w:footer="720" w:gutter="0"/>
       <w:cols w:space="720"/>
       <w:docGrid w:linePitch="360"/>
     </w:sectPr>
@@ -634,6 +440,13 @@
     <w:name w:val="Normal"/>
     <w:qFormat/>
     <w:rsid w:val="00FC693F"/>
+    <w:pPr>
+      <w:spacing w:after="160"/>
+    </w:pPr>
+    <w:rPr>
+      <w:rFonts w:ascii="Times New Roman" w:hAnsi="Times New Roman"/>
+      <w:sz w:val="24"/>
+    </w:rPr>
   </w:style>
   <w:style w:type="paragraph" w:styleId="Header">
     <w:name w:val="header"/>

--- a/submission/Cover Letter.docx
+++ b/submission/Cover Letter.docx
@@ -14,7 +14,7 @@
     </w:p>
     <w:p>
       <w:r>
-        <w:t>We submit “Reconstruction sensitivity of automated cardiac and vascular volumetry on routine chest CT: a same-acquisition paired study with executable guardrails” for consideration in Meta-Radiology's special issue on autonomous agents for radiology research.</w:t>
+        <w:t>We resubmit manuscript METRAD-S-26-00342 for the special issue on autonomous agents for radiology research, under a new title: “Reproducibility of automated cardiac and vascular volumetry across chest CT reconstruction kernels: a same-acquisition paired study with executable guardrails”. The research question is unchanged — whether the failing human heart releases a signaling protein for which tumors carry a selectively enriched receptor — but reviewers questioned how directly the work bears on radiology, and we have addressed that by adding an imaging analysis and reporting it first. The new title reflects that reordering rather than a change of subject.</w:t>
       </w:r>
     </w:p>
     <w:p>
@@ -34,7 +34,7 @@
     </w:p>
     <w:p>
       <w:r>
-        <w:t>The manuscript reports imaging first throughout, and includes a transcriptomic screen run on the same guardrails, in a modality that shares no biology with the imaging cohort, to show the mechanism is not imaging-specific. We have cut four sections and 2,600 words of that arm from an earlier draft to keep the imaging result in front. Three of the arms' endpoints returned nulls reached by criteria fixed before the data could speak, and we report them as nulls.</w:t>
+        <w:t>The transcriptomic screen that formed the original submission remains in the paper, now as the second demonstration of the same mechanism in a modality that shares no biology with the imaging cohort. We have cut four sections and roughly 3,300 words from it to keep the imaging result in front. Three endpoints across the two arms returned nulls reached by criteria fixed before the data could speak, and we report them as nulls.</w:t>
       </w:r>
     </w:p>
     <w:p>
@@ -44,7 +44,7 @@
     </w:p>
     <w:p>
       <w:r>
-        <w:t>The work is original, is not under consideration elsewhere, and all authors have approved the submission. No author holds an editorial or advisory role with Meta-Radiology. All data are public and all code, the dated pre-specification with its amendments, per-series segmentation output and every derived table are available in the accompanying repository.</w:t>
+        <w:t>The work is original, is not under consideration elsewhere, and all authors have approved the resubmission. No author holds an editorial or advisory role with Meta-Radiology. All data are public and all code, the dated pre-specification with its amendments, per-series segmentation output and every derived table are available in the accompanying repository.</w:t>
       </w:r>
     </w:p>
     <w:p>
